--- a/memoire_master_v7_updated.docx
+++ b/memoire_master_v7_updated.docx
@@ -135,6 +135,11 @@
           <w:bottom w:val="single" w:sz="4" w:space="1" w:color="1F3864"/>
         </w:pBdr>
         <w:spacing w:after="600"/>
+        <w:rPr>
+          <w:b/>
+          <w:bCs/>
+          <w:color w:val="323E4F" w:themeColor="text2" w:themeShade="BF"/>
+        </w:rPr>
       </w:pPr>
       <w:r>
         <w:rPr>
@@ -144,7 +149,23 @@
           <w:sz w:val="26"/>
           <w:szCs w:val="26"/>
         </w:rPr>
-        <w:t>Titre : Conception d'une plateforme d’IA pour l'élevage de précision au Burkina Faso : Cas de l'élevage porcin.</w:t>
+        <w:t xml:space="preserve">Titre : </w:t>
+      </w:r>
+      <w:r>
+        <w:rPr>
+          <w:b/>
+          <w:bCs/>
+          <w:color w:val="323E4F" w:themeColor="text2" w:themeShade="BF"/>
+        </w:rPr>
+        <w:t>Conception d'une plateforme SaaS multi-tenant intelligente pour la gestion décisionnelle des élevages porcins au Burkina Faso : analyse de données, alertes métier et recommandations par intelligence artificielle</w:t>
+      </w:r>
+      <w:r>
+        <w:rPr>
+          <w:b/>
+          <w:bCs/>
+          <w:color w:val="323E4F" w:themeColor="text2" w:themeShade="BF"/>
+        </w:rPr>
+        <w:t>.</w:t>
       </w:r>
     </w:p>
     <w:p/>
@@ -254,25 +275,7 @@
         <w:jc w:val="both"/>
       </w:pPr>
       <w:r>
-        <w:t xml:space="preserve">L'élevage porcin joue un rôle clé pour la sécurité alimentaire et l'économie rurale au Burkina Faso. Le cheptel dépassait les 2,08 millions de têtes en 2008 selon la FAO mais le secteur se bat encore contre trois gros obstacles : une volatilité des prix, </w:t>
-      </w:r>
-      <w:r>
-        <w:rPr>
-          <w:highlight w:val="red"/>
-        </w:rPr>
-        <w:t>la Peste Porcine</w:t>
-      </w:r>
-      <w:r>
-        <w:t xml:space="preserve"> </w:t>
-      </w:r>
-      <w:r>
-        <w:rPr>
-          <w:highlight w:val="red"/>
-        </w:rPr>
-        <w:t>Africaine</w:t>
-      </w:r>
-      <w:r>
-        <w:t>, et le manque total d'outils de gestion accessibles. Ce mémoire propose la conception et l'implémentation d'une plateforme numérique intelligente pour répondre à ces défis, dans un contexte où la fracture numérique est bien réelle.</w:t>
+        <w:t>L'élevage porcin joue un rôle clé pour la sécurité alimentaire et l'économie rurale au Burkina Faso. Le cheptel dépassait les 2,08 millions de têtes en 2008 selon la FAO mais le secteur se bat encore contre trois gros obstacles : une volatilité des prix, et le manque total d'outils de gestion accessibles. Ce mémoire propose la conception et l'implémentation d'une plateforme numérique intelligente pour répondre à ces défis, dans un contexte où la fracture numérique est bien réelle.</w:t>
       </w:r>
     </w:p>
     <w:p>
@@ -341,25 +344,7 @@
         <w:jc w:val="both"/>
       </w:pPr>
       <w:r>
-        <w:t xml:space="preserve">Élevage porcin de précision · Burkina Faso · Intelligence Artificielle · </w:t>
-      </w:r>
-      <w:r>
-        <w:rPr>
-          <w:highlight w:val="red"/>
-        </w:rPr>
-        <w:t>IoT</w:t>
-      </w:r>
-      <w:r>
-        <w:t xml:space="preserve"> · Système d'Aide à la Décision · </w:t>
-      </w:r>
-      <w:r>
-        <w:rPr>
-          <w:highlight w:val="red"/>
-        </w:rPr>
-        <w:t>Spring Boot · Kotlin ·</w:t>
-      </w:r>
-      <w:r>
-        <w:t xml:space="preserve"> PLF · Fracture numérique · ISSF · </w:t>
+        <w:t xml:space="preserve">Élevage porcin de précision · Burkina Faso · Intelligence Artificielle  · Système d'Aide à la Décision ·PLF · Fracture numérique · ISSF · </w:t>
       </w:r>
       <w:hyperlink w:anchor="ref12">
         <w:r>
@@ -1578,10 +1563,46 @@
                 <w:webHidden/>
               </w:rPr>
               <w:tab/>
+            </w:r>
+            <w:r>
+              <w:rPr>
+                <w:noProof/>
+                <w:webHidden/>
+              </w:rPr>
               <w:fldChar w:fldCharType="begin"/>
+            </w:r>
+            <w:r>
+              <w:rPr>
+                <w:noProof/>
+                <w:webHidden/>
+              </w:rPr>
               <w:instrText xml:space="preserve"> PAGEREF _Toc232187215 \h </w:instrText>
+            </w:r>
+            <w:r>
+              <w:rPr>
+                <w:noProof/>
+                <w:webHidden/>
+              </w:rPr>
+            </w:r>
+            <w:r>
+              <w:rPr>
+                <w:noProof/>
+                <w:webHidden/>
+              </w:rPr>
               <w:fldChar w:fldCharType="separate"/>
+            </w:r>
+            <w:r>
+              <w:rPr>
+                <w:noProof/>
+                <w:webHidden/>
+              </w:rPr>
               <w:t>2</w:t>
+            </w:r>
+            <w:r>
+              <w:rPr>
+                <w:noProof/>
+                <w:webHidden/>
+              </w:rPr>
               <w:fldChar w:fldCharType="end"/>
             </w:r>
           </w:hyperlink>
@@ -1618,10 +1639,46 @@
                 <w:webHidden/>
               </w:rPr>
               <w:tab/>
+            </w:r>
+            <w:r>
+              <w:rPr>
+                <w:noProof/>
+                <w:webHidden/>
+              </w:rPr>
               <w:fldChar w:fldCharType="begin"/>
+            </w:r>
+            <w:r>
+              <w:rPr>
+                <w:noProof/>
+                <w:webHidden/>
+              </w:rPr>
               <w:instrText xml:space="preserve"> PAGEREF _Toc232187216 \h </w:instrText>
+            </w:r>
+            <w:r>
+              <w:rPr>
+                <w:noProof/>
+                <w:webHidden/>
+              </w:rPr>
+            </w:r>
+            <w:r>
+              <w:rPr>
+                <w:noProof/>
+                <w:webHidden/>
+              </w:rPr>
               <w:fldChar w:fldCharType="separate"/>
+            </w:r>
+            <w:r>
+              <w:rPr>
+                <w:noProof/>
+                <w:webHidden/>
+              </w:rPr>
               <w:t>3</w:t>
+            </w:r>
+            <w:r>
+              <w:rPr>
+                <w:noProof/>
+                <w:webHidden/>
+              </w:rPr>
               <w:fldChar w:fldCharType="end"/>
             </w:r>
           </w:hyperlink>
@@ -1658,10 +1715,46 @@
                 <w:webHidden/>
               </w:rPr>
               <w:tab/>
+            </w:r>
+            <w:r>
+              <w:rPr>
+                <w:noProof/>
+                <w:webHidden/>
+              </w:rPr>
               <w:fldChar w:fldCharType="begin"/>
+            </w:r>
+            <w:r>
+              <w:rPr>
+                <w:noProof/>
+                <w:webHidden/>
+              </w:rPr>
               <w:instrText xml:space="preserve"> PAGEREF _Toc232187217 \h </w:instrText>
+            </w:r>
+            <w:r>
+              <w:rPr>
+                <w:noProof/>
+                <w:webHidden/>
+              </w:rPr>
+            </w:r>
+            <w:r>
+              <w:rPr>
+                <w:noProof/>
+                <w:webHidden/>
+              </w:rPr>
               <w:fldChar w:fldCharType="separate"/>
+            </w:r>
+            <w:r>
+              <w:rPr>
+                <w:noProof/>
+                <w:webHidden/>
+              </w:rPr>
               <w:t>4</w:t>
+            </w:r>
+            <w:r>
+              <w:rPr>
+                <w:noProof/>
+                <w:webHidden/>
+              </w:rPr>
               <w:fldChar w:fldCharType="end"/>
             </w:r>
           </w:hyperlink>
@@ -1698,10 +1791,46 @@
                 <w:webHidden/>
               </w:rPr>
               <w:tab/>
+            </w:r>
+            <w:r>
+              <w:rPr>
+                <w:noProof/>
+                <w:webHidden/>
+              </w:rPr>
               <w:fldChar w:fldCharType="begin"/>
+            </w:r>
+            <w:r>
+              <w:rPr>
+                <w:noProof/>
+                <w:webHidden/>
+              </w:rPr>
               <w:instrText xml:space="preserve"> PAGEREF _Toc232187218 \h </w:instrText>
+            </w:r>
+            <w:r>
+              <w:rPr>
+                <w:noProof/>
+                <w:webHidden/>
+              </w:rPr>
+            </w:r>
+            <w:r>
+              <w:rPr>
+                <w:noProof/>
+                <w:webHidden/>
+              </w:rPr>
               <w:fldChar w:fldCharType="separate"/>
+            </w:r>
+            <w:r>
+              <w:rPr>
+                <w:noProof/>
+                <w:webHidden/>
+              </w:rPr>
               <w:t>7</w:t>
+            </w:r>
+            <w:r>
+              <w:rPr>
+                <w:noProof/>
+                <w:webHidden/>
+              </w:rPr>
               <w:fldChar w:fldCharType="end"/>
             </w:r>
           </w:hyperlink>
@@ -1737,10 +1866,46 @@
                 <w:webHidden/>
               </w:rPr>
               <w:tab/>
+            </w:r>
+            <w:r>
+              <w:rPr>
+                <w:noProof/>
+                <w:webHidden/>
+              </w:rPr>
               <w:fldChar w:fldCharType="begin"/>
+            </w:r>
+            <w:r>
+              <w:rPr>
+                <w:noProof/>
+                <w:webHidden/>
+              </w:rPr>
               <w:instrText xml:space="preserve"> PAGEREF _Toc232187219 \h </w:instrText>
+            </w:r>
+            <w:r>
+              <w:rPr>
+                <w:noProof/>
+                <w:webHidden/>
+              </w:rPr>
+            </w:r>
+            <w:r>
+              <w:rPr>
+                <w:noProof/>
+                <w:webHidden/>
+              </w:rPr>
               <w:fldChar w:fldCharType="separate"/>
+            </w:r>
+            <w:r>
+              <w:rPr>
+                <w:noProof/>
+                <w:webHidden/>
+              </w:rPr>
               <w:t>7</w:t>
+            </w:r>
+            <w:r>
+              <w:rPr>
+                <w:noProof/>
+                <w:webHidden/>
+              </w:rPr>
               <w:fldChar w:fldCharType="end"/>
             </w:r>
           </w:hyperlink>
@@ -1776,10 +1941,46 @@
                 <w:webHidden/>
               </w:rPr>
               <w:tab/>
+            </w:r>
+            <w:r>
+              <w:rPr>
+                <w:noProof/>
+                <w:webHidden/>
+              </w:rPr>
               <w:fldChar w:fldCharType="begin"/>
+            </w:r>
+            <w:r>
+              <w:rPr>
+                <w:noProof/>
+                <w:webHidden/>
+              </w:rPr>
               <w:instrText xml:space="preserve"> PAGEREF _Toc232187220 \h </w:instrText>
+            </w:r>
+            <w:r>
+              <w:rPr>
+                <w:noProof/>
+                <w:webHidden/>
+              </w:rPr>
+            </w:r>
+            <w:r>
+              <w:rPr>
+                <w:noProof/>
+                <w:webHidden/>
+              </w:rPr>
               <w:fldChar w:fldCharType="separate"/>
+            </w:r>
+            <w:r>
+              <w:rPr>
+                <w:noProof/>
+                <w:webHidden/>
+              </w:rPr>
               <w:t>7</w:t>
+            </w:r>
+            <w:r>
+              <w:rPr>
+                <w:noProof/>
+                <w:webHidden/>
+              </w:rPr>
               <w:fldChar w:fldCharType="end"/>
             </w:r>
           </w:hyperlink>
@@ -1815,10 +2016,46 @@
                 <w:webHidden/>
               </w:rPr>
               <w:tab/>
+            </w:r>
+            <w:r>
+              <w:rPr>
+                <w:noProof/>
+                <w:webHidden/>
+              </w:rPr>
               <w:fldChar w:fldCharType="begin"/>
+            </w:r>
+            <w:r>
+              <w:rPr>
+                <w:noProof/>
+                <w:webHidden/>
+              </w:rPr>
               <w:instrText xml:space="preserve"> PAGEREF _Toc232187221 \h </w:instrText>
+            </w:r>
+            <w:r>
+              <w:rPr>
+                <w:noProof/>
+                <w:webHidden/>
+              </w:rPr>
+            </w:r>
+            <w:r>
+              <w:rPr>
+                <w:noProof/>
+                <w:webHidden/>
+              </w:rPr>
               <w:fldChar w:fldCharType="separate"/>
+            </w:r>
+            <w:r>
+              <w:rPr>
+                <w:noProof/>
+                <w:webHidden/>
+              </w:rPr>
               <w:t>7</w:t>
+            </w:r>
+            <w:r>
+              <w:rPr>
+                <w:noProof/>
+                <w:webHidden/>
+              </w:rPr>
               <w:fldChar w:fldCharType="end"/>
             </w:r>
           </w:hyperlink>
@@ -1854,10 +2091,46 @@
                 <w:webHidden/>
               </w:rPr>
               <w:tab/>
+            </w:r>
+            <w:r>
+              <w:rPr>
+                <w:noProof/>
+                <w:webHidden/>
+              </w:rPr>
               <w:fldChar w:fldCharType="begin"/>
+            </w:r>
+            <w:r>
+              <w:rPr>
+                <w:noProof/>
+                <w:webHidden/>
+              </w:rPr>
               <w:instrText xml:space="preserve"> PAGEREF _Toc232187222 \h </w:instrText>
+            </w:r>
+            <w:r>
+              <w:rPr>
+                <w:noProof/>
+                <w:webHidden/>
+              </w:rPr>
+            </w:r>
+            <w:r>
+              <w:rPr>
+                <w:noProof/>
+                <w:webHidden/>
+              </w:rPr>
               <w:fldChar w:fldCharType="separate"/>
+            </w:r>
+            <w:r>
+              <w:rPr>
+                <w:noProof/>
+                <w:webHidden/>
+              </w:rPr>
               <w:t>8</w:t>
+            </w:r>
+            <w:r>
+              <w:rPr>
+                <w:noProof/>
+                <w:webHidden/>
+              </w:rPr>
               <w:fldChar w:fldCharType="end"/>
             </w:r>
           </w:hyperlink>
@@ -1894,10 +2167,46 @@
                 <w:webHidden/>
               </w:rPr>
               <w:tab/>
+            </w:r>
+            <w:r>
+              <w:rPr>
+                <w:noProof/>
+                <w:webHidden/>
+              </w:rPr>
               <w:fldChar w:fldCharType="begin"/>
+            </w:r>
+            <w:r>
+              <w:rPr>
+                <w:noProof/>
+                <w:webHidden/>
+              </w:rPr>
               <w:instrText xml:space="preserve"> PAGEREF _Toc232187223 \h </w:instrText>
+            </w:r>
+            <w:r>
+              <w:rPr>
+                <w:noProof/>
+                <w:webHidden/>
+              </w:rPr>
+            </w:r>
+            <w:r>
+              <w:rPr>
+                <w:noProof/>
+                <w:webHidden/>
+              </w:rPr>
               <w:fldChar w:fldCharType="separate"/>
+            </w:r>
+            <w:r>
+              <w:rPr>
+                <w:noProof/>
+                <w:webHidden/>
+              </w:rPr>
               <w:t>9</w:t>
+            </w:r>
+            <w:r>
+              <w:rPr>
+                <w:noProof/>
+                <w:webHidden/>
+              </w:rPr>
               <w:fldChar w:fldCharType="end"/>
             </w:r>
           </w:hyperlink>
@@ -1933,10 +2242,46 @@
                 <w:webHidden/>
               </w:rPr>
               <w:tab/>
+            </w:r>
+            <w:r>
+              <w:rPr>
+                <w:noProof/>
+                <w:webHidden/>
+              </w:rPr>
               <w:fldChar w:fldCharType="begin"/>
+            </w:r>
+            <w:r>
+              <w:rPr>
+                <w:noProof/>
+                <w:webHidden/>
+              </w:rPr>
               <w:instrText xml:space="preserve"> PAGEREF _Toc232187224 \h </w:instrText>
+            </w:r>
+            <w:r>
+              <w:rPr>
+                <w:noProof/>
+                <w:webHidden/>
+              </w:rPr>
+            </w:r>
+            <w:r>
+              <w:rPr>
+                <w:noProof/>
+                <w:webHidden/>
+              </w:rPr>
               <w:fldChar w:fldCharType="separate"/>
+            </w:r>
+            <w:r>
+              <w:rPr>
+                <w:noProof/>
+                <w:webHidden/>
+              </w:rPr>
               <w:t>9</w:t>
+            </w:r>
+            <w:r>
+              <w:rPr>
+                <w:noProof/>
+                <w:webHidden/>
+              </w:rPr>
               <w:fldChar w:fldCharType="end"/>
             </w:r>
           </w:hyperlink>
@@ -1972,10 +2317,46 @@
                 <w:webHidden/>
               </w:rPr>
               <w:tab/>
+            </w:r>
+            <w:r>
+              <w:rPr>
+                <w:noProof/>
+                <w:webHidden/>
+              </w:rPr>
               <w:fldChar w:fldCharType="begin"/>
+            </w:r>
+            <w:r>
+              <w:rPr>
+                <w:noProof/>
+                <w:webHidden/>
+              </w:rPr>
               <w:instrText xml:space="preserve"> PAGEREF _Toc232187225 \h </w:instrText>
+            </w:r>
+            <w:r>
+              <w:rPr>
+                <w:noProof/>
+                <w:webHidden/>
+              </w:rPr>
+            </w:r>
+            <w:r>
+              <w:rPr>
+                <w:noProof/>
+                <w:webHidden/>
+              </w:rPr>
               <w:fldChar w:fldCharType="separate"/>
+            </w:r>
+            <w:r>
+              <w:rPr>
+                <w:noProof/>
+                <w:webHidden/>
+              </w:rPr>
               <w:t>9</w:t>
+            </w:r>
+            <w:r>
+              <w:rPr>
+                <w:noProof/>
+                <w:webHidden/>
+              </w:rPr>
               <w:fldChar w:fldCharType="end"/>
             </w:r>
           </w:hyperlink>
@@ -2011,10 +2392,46 @@
                 <w:webHidden/>
               </w:rPr>
               <w:tab/>
+            </w:r>
+            <w:r>
+              <w:rPr>
+                <w:noProof/>
+                <w:webHidden/>
+              </w:rPr>
               <w:fldChar w:fldCharType="begin"/>
+            </w:r>
+            <w:r>
+              <w:rPr>
+                <w:noProof/>
+                <w:webHidden/>
+              </w:rPr>
               <w:instrText xml:space="preserve"> PAGEREF _Toc232187226 \h </w:instrText>
+            </w:r>
+            <w:r>
+              <w:rPr>
+                <w:noProof/>
+                <w:webHidden/>
+              </w:rPr>
+            </w:r>
+            <w:r>
+              <w:rPr>
+                <w:noProof/>
+                <w:webHidden/>
+              </w:rPr>
               <w:fldChar w:fldCharType="separate"/>
+            </w:r>
+            <w:r>
+              <w:rPr>
+                <w:noProof/>
+                <w:webHidden/>
+              </w:rPr>
               <w:t>9</w:t>
+            </w:r>
+            <w:r>
+              <w:rPr>
+                <w:noProof/>
+                <w:webHidden/>
+              </w:rPr>
               <w:fldChar w:fldCharType="end"/>
             </w:r>
           </w:hyperlink>
@@ -2050,10 +2467,46 @@
                 <w:webHidden/>
               </w:rPr>
               <w:tab/>
+            </w:r>
+            <w:r>
+              <w:rPr>
+                <w:noProof/>
+                <w:webHidden/>
+              </w:rPr>
               <w:fldChar w:fldCharType="begin"/>
+            </w:r>
+            <w:r>
+              <w:rPr>
+                <w:noProof/>
+                <w:webHidden/>
+              </w:rPr>
               <w:instrText xml:space="preserve"> PAGEREF _Toc232187227 \h </w:instrText>
+            </w:r>
+            <w:r>
+              <w:rPr>
+                <w:noProof/>
+                <w:webHidden/>
+              </w:rPr>
+            </w:r>
+            <w:r>
+              <w:rPr>
+                <w:noProof/>
+                <w:webHidden/>
+              </w:rPr>
               <w:fldChar w:fldCharType="separate"/>
+            </w:r>
+            <w:r>
+              <w:rPr>
+                <w:noProof/>
+                <w:webHidden/>
+              </w:rPr>
               <w:t>10</w:t>
+            </w:r>
+            <w:r>
+              <w:rPr>
+                <w:noProof/>
+                <w:webHidden/>
+              </w:rPr>
               <w:fldChar w:fldCharType="end"/>
             </w:r>
           </w:hyperlink>
@@ -2089,10 +2542,46 @@
                 <w:webHidden/>
               </w:rPr>
               <w:tab/>
+            </w:r>
+            <w:r>
+              <w:rPr>
+                <w:noProof/>
+                <w:webHidden/>
+              </w:rPr>
               <w:fldChar w:fldCharType="begin"/>
+            </w:r>
+            <w:r>
+              <w:rPr>
+                <w:noProof/>
+                <w:webHidden/>
+              </w:rPr>
               <w:instrText xml:space="preserve"> PAGEREF _Toc232187228 \h </w:instrText>
+            </w:r>
+            <w:r>
+              <w:rPr>
+                <w:noProof/>
+                <w:webHidden/>
+              </w:rPr>
+            </w:r>
+            <w:r>
+              <w:rPr>
+                <w:noProof/>
+                <w:webHidden/>
+              </w:rPr>
               <w:fldChar w:fldCharType="separate"/>
+            </w:r>
+            <w:r>
+              <w:rPr>
+                <w:noProof/>
+                <w:webHidden/>
+              </w:rPr>
               <w:t>10</w:t>
+            </w:r>
+            <w:r>
+              <w:rPr>
+                <w:noProof/>
+                <w:webHidden/>
+              </w:rPr>
               <w:fldChar w:fldCharType="end"/>
             </w:r>
           </w:hyperlink>
@@ -2128,10 +2617,46 @@
                 <w:webHidden/>
               </w:rPr>
               <w:tab/>
+            </w:r>
+            <w:r>
+              <w:rPr>
+                <w:noProof/>
+                <w:webHidden/>
+              </w:rPr>
               <w:fldChar w:fldCharType="begin"/>
+            </w:r>
+            <w:r>
+              <w:rPr>
+                <w:noProof/>
+                <w:webHidden/>
+              </w:rPr>
               <w:instrText xml:space="preserve"> PAGEREF _Toc232187229 \h </w:instrText>
+            </w:r>
+            <w:r>
+              <w:rPr>
+                <w:noProof/>
+                <w:webHidden/>
+              </w:rPr>
+            </w:r>
+            <w:r>
+              <w:rPr>
+                <w:noProof/>
+                <w:webHidden/>
+              </w:rPr>
               <w:fldChar w:fldCharType="separate"/>
+            </w:r>
+            <w:r>
+              <w:rPr>
+                <w:noProof/>
+                <w:webHidden/>
+              </w:rPr>
               <w:t>10</w:t>
+            </w:r>
+            <w:r>
+              <w:rPr>
+                <w:noProof/>
+                <w:webHidden/>
+              </w:rPr>
               <w:fldChar w:fldCharType="end"/>
             </w:r>
           </w:hyperlink>
@@ -2167,10 +2692,46 @@
                 <w:webHidden/>
               </w:rPr>
               <w:tab/>
+            </w:r>
+            <w:r>
+              <w:rPr>
+                <w:noProof/>
+                <w:webHidden/>
+              </w:rPr>
               <w:fldChar w:fldCharType="begin"/>
+            </w:r>
+            <w:r>
+              <w:rPr>
+                <w:noProof/>
+                <w:webHidden/>
+              </w:rPr>
               <w:instrText xml:space="preserve"> PAGEREF _Toc232187230 \h </w:instrText>
+            </w:r>
+            <w:r>
+              <w:rPr>
+                <w:noProof/>
+                <w:webHidden/>
+              </w:rPr>
+            </w:r>
+            <w:r>
+              <w:rPr>
+                <w:noProof/>
+                <w:webHidden/>
+              </w:rPr>
               <w:fldChar w:fldCharType="separate"/>
+            </w:r>
+            <w:r>
+              <w:rPr>
+                <w:noProof/>
+                <w:webHidden/>
+              </w:rPr>
               <w:t>11</w:t>
+            </w:r>
+            <w:r>
+              <w:rPr>
+                <w:noProof/>
+                <w:webHidden/>
+              </w:rPr>
               <w:fldChar w:fldCharType="end"/>
             </w:r>
           </w:hyperlink>
@@ -2206,10 +2767,46 @@
                 <w:webHidden/>
               </w:rPr>
               <w:tab/>
+            </w:r>
+            <w:r>
+              <w:rPr>
+                <w:noProof/>
+                <w:webHidden/>
+              </w:rPr>
               <w:fldChar w:fldCharType="begin"/>
+            </w:r>
+            <w:r>
+              <w:rPr>
+                <w:noProof/>
+                <w:webHidden/>
+              </w:rPr>
               <w:instrText xml:space="preserve"> PAGEREF _Toc232187231 \h </w:instrText>
+            </w:r>
+            <w:r>
+              <w:rPr>
+                <w:noProof/>
+                <w:webHidden/>
+              </w:rPr>
+            </w:r>
+            <w:r>
+              <w:rPr>
+                <w:noProof/>
+                <w:webHidden/>
+              </w:rPr>
               <w:fldChar w:fldCharType="separate"/>
+            </w:r>
+            <w:r>
+              <w:rPr>
+                <w:noProof/>
+                <w:webHidden/>
+              </w:rPr>
               <w:t>11</w:t>
+            </w:r>
+            <w:r>
+              <w:rPr>
+                <w:noProof/>
+                <w:webHidden/>
+              </w:rPr>
               <w:fldChar w:fldCharType="end"/>
             </w:r>
           </w:hyperlink>
@@ -2245,10 +2842,46 @@
                 <w:webHidden/>
               </w:rPr>
               <w:tab/>
+            </w:r>
+            <w:r>
+              <w:rPr>
+                <w:noProof/>
+                <w:webHidden/>
+              </w:rPr>
               <w:fldChar w:fldCharType="begin"/>
+            </w:r>
+            <w:r>
+              <w:rPr>
+                <w:noProof/>
+                <w:webHidden/>
+              </w:rPr>
               <w:instrText xml:space="preserve"> PAGEREF _Toc232187232 \h </w:instrText>
+            </w:r>
+            <w:r>
+              <w:rPr>
+                <w:noProof/>
+                <w:webHidden/>
+              </w:rPr>
+            </w:r>
+            <w:r>
+              <w:rPr>
+                <w:noProof/>
+                <w:webHidden/>
+              </w:rPr>
               <w:fldChar w:fldCharType="separate"/>
+            </w:r>
+            <w:r>
+              <w:rPr>
+                <w:noProof/>
+                <w:webHidden/>
+              </w:rPr>
               <w:t>11</w:t>
+            </w:r>
+            <w:r>
+              <w:rPr>
+                <w:noProof/>
+                <w:webHidden/>
+              </w:rPr>
               <w:fldChar w:fldCharType="end"/>
             </w:r>
           </w:hyperlink>
@@ -2284,10 +2917,46 @@
                 <w:webHidden/>
               </w:rPr>
               <w:tab/>
+            </w:r>
+            <w:r>
+              <w:rPr>
+                <w:noProof/>
+                <w:webHidden/>
+              </w:rPr>
               <w:fldChar w:fldCharType="begin"/>
+            </w:r>
+            <w:r>
+              <w:rPr>
+                <w:noProof/>
+                <w:webHidden/>
+              </w:rPr>
               <w:instrText xml:space="preserve"> PAGEREF _Toc232187233 \h </w:instrText>
+            </w:r>
+            <w:r>
+              <w:rPr>
+                <w:noProof/>
+                <w:webHidden/>
+              </w:rPr>
+            </w:r>
+            <w:r>
+              <w:rPr>
+                <w:noProof/>
+                <w:webHidden/>
+              </w:rPr>
               <w:fldChar w:fldCharType="separate"/>
+            </w:r>
+            <w:r>
+              <w:rPr>
+                <w:noProof/>
+                <w:webHidden/>
+              </w:rPr>
               <w:t>11</w:t>
+            </w:r>
+            <w:r>
+              <w:rPr>
+                <w:noProof/>
+                <w:webHidden/>
+              </w:rPr>
               <w:fldChar w:fldCharType="end"/>
             </w:r>
           </w:hyperlink>
@@ -2323,10 +2992,46 @@
                 <w:webHidden/>
               </w:rPr>
               <w:tab/>
+            </w:r>
+            <w:r>
+              <w:rPr>
+                <w:noProof/>
+                <w:webHidden/>
+              </w:rPr>
               <w:fldChar w:fldCharType="begin"/>
+            </w:r>
+            <w:r>
+              <w:rPr>
+                <w:noProof/>
+                <w:webHidden/>
+              </w:rPr>
               <w:instrText xml:space="preserve"> PAGEREF _Toc232187234 \h </w:instrText>
+            </w:r>
+            <w:r>
+              <w:rPr>
+                <w:noProof/>
+                <w:webHidden/>
+              </w:rPr>
+            </w:r>
+            <w:r>
+              <w:rPr>
+                <w:noProof/>
+                <w:webHidden/>
+              </w:rPr>
               <w:fldChar w:fldCharType="separate"/>
+            </w:r>
+            <w:r>
+              <w:rPr>
+                <w:noProof/>
+                <w:webHidden/>
+              </w:rPr>
               <w:t>12</w:t>
+            </w:r>
+            <w:r>
+              <w:rPr>
+                <w:noProof/>
+                <w:webHidden/>
+              </w:rPr>
               <w:fldChar w:fldCharType="end"/>
             </w:r>
           </w:hyperlink>
@@ -2362,10 +3067,46 @@
                 <w:webHidden/>
               </w:rPr>
               <w:tab/>
+            </w:r>
+            <w:r>
+              <w:rPr>
+                <w:noProof/>
+                <w:webHidden/>
+              </w:rPr>
               <w:fldChar w:fldCharType="begin"/>
+            </w:r>
+            <w:r>
+              <w:rPr>
+                <w:noProof/>
+                <w:webHidden/>
+              </w:rPr>
               <w:instrText xml:space="preserve"> PAGEREF _Toc232187235 \h </w:instrText>
+            </w:r>
+            <w:r>
+              <w:rPr>
+                <w:noProof/>
+                <w:webHidden/>
+              </w:rPr>
+            </w:r>
+            <w:r>
+              <w:rPr>
+                <w:noProof/>
+                <w:webHidden/>
+              </w:rPr>
               <w:fldChar w:fldCharType="separate"/>
+            </w:r>
+            <w:r>
+              <w:rPr>
+                <w:noProof/>
+                <w:webHidden/>
+              </w:rPr>
               <w:t>13</w:t>
+            </w:r>
+            <w:r>
+              <w:rPr>
+                <w:noProof/>
+                <w:webHidden/>
+              </w:rPr>
               <w:fldChar w:fldCharType="end"/>
             </w:r>
           </w:hyperlink>
@@ -2402,10 +3143,46 @@
                 <w:webHidden/>
               </w:rPr>
               <w:tab/>
+            </w:r>
+            <w:r>
+              <w:rPr>
+                <w:noProof/>
+                <w:webHidden/>
+              </w:rPr>
               <w:fldChar w:fldCharType="begin"/>
+            </w:r>
+            <w:r>
+              <w:rPr>
+                <w:noProof/>
+                <w:webHidden/>
+              </w:rPr>
               <w:instrText xml:space="preserve"> PAGEREF _Toc232187236 \h </w:instrText>
+            </w:r>
+            <w:r>
+              <w:rPr>
+                <w:noProof/>
+                <w:webHidden/>
+              </w:rPr>
+            </w:r>
+            <w:r>
+              <w:rPr>
+                <w:noProof/>
+                <w:webHidden/>
+              </w:rPr>
               <w:fldChar w:fldCharType="separate"/>
+            </w:r>
+            <w:r>
+              <w:rPr>
+                <w:noProof/>
+                <w:webHidden/>
+              </w:rPr>
               <w:t>14</w:t>
+            </w:r>
+            <w:r>
+              <w:rPr>
+                <w:noProof/>
+                <w:webHidden/>
+              </w:rPr>
               <w:fldChar w:fldCharType="end"/>
             </w:r>
           </w:hyperlink>
@@ -2441,10 +3218,46 @@
                 <w:webHidden/>
               </w:rPr>
               <w:tab/>
+            </w:r>
+            <w:r>
+              <w:rPr>
+                <w:noProof/>
+                <w:webHidden/>
+              </w:rPr>
               <w:fldChar w:fldCharType="begin"/>
+            </w:r>
+            <w:r>
+              <w:rPr>
+                <w:noProof/>
+                <w:webHidden/>
+              </w:rPr>
               <w:instrText xml:space="preserve"> PAGEREF _Toc232187237 \h </w:instrText>
+            </w:r>
+            <w:r>
+              <w:rPr>
+                <w:noProof/>
+                <w:webHidden/>
+              </w:rPr>
+            </w:r>
+            <w:r>
+              <w:rPr>
+                <w:noProof/>
+                <w:webHidden/>
+              </w:rPr>
               <w:fldChar w:fldCharType="separate"/>
+            </w:r>
+            <w:r>
+              <w:rPr>
+                <w:noProof/>
+                <w:webHidden/>
+              </w:rPr>
               <w:t>14</w:t>
+            </w:r>
+            <w:r>
+              <w:rPr>
+                <w:noProof/>
+                <w:webHidden/>
+              </w:rPr>
               <w:fldChar w:fldCharType="end"/>
             </w:r>
           </w:hyperlink>
@@ -2480,10 +3293,46 @@
                 <w:webHidden/>
               </w:rPr>
               <w:tab/>
+            </w:r>
+            <w:r>
+              <w:rPr>
+                <w:noProof/>
+                <w:webHidden/>
+              </w:rPr>
               <w:fldChar w:fldCharType="begin"/>
+            </w:r>
+            <w:r>
+              <w:rPr>
+                <w:noProof/>
+                <w:webHidden/>
+              </w:rPr>
               <w:instrText xml:space="preserve"> PAGEREF _Toc232187238 \h </w:instrText>
+            </w:r>
+            <w:r>
+              <w:rPr>
+                <w:noProof/>
+                <w:webHidden/>
+              </w:rPr>
+            </w:r>
+            <w:r>
+              <w:rPr>
+                <w:noProof/>
+                <w:webHidden/>
+              </w:rPr>
               <w:fldChar w:fldCharType="separate"/>
+            </w:r>
+            <w:r>
+              <w:rPr>
+                <w:noProof/>
+                <w:webHidden/>
+              </w:rPr>
               <w:t>14</w:t>
+            </w:r>
+            <w:r>
+              <w:rPr>
+                <w:noProof/>
+                <w:webHidden/>
+              </w:rPr>
               <w:fldChar w:fldCharType="end"/>
             </w:r>
           </w:hyperlink>
@@ -2519,10 +3368,46 @@
                 <w:webHidden/>
               </w:rPr>
               <w:tab/>
+            </w:r>
+            <w:r>
+              <w:rPr>
+                <w:noProof/>
+                <w:webHidden/>
+              </w:rPr>
               <w:fldChar w:fldCharType="begin"/>
+            </w:r>
+            <w:r>
+              <w:rPr>
+                <w:noProof/>
+                <w:webHidden/>
+              </w:rPr>
               <w:instrText xml:space="preserve"> PAGEREF _Toc232187239 \h </w:instrText>
+            </w:r>
+            <w:r>
+              <w:rPr>
+                <w:noProof/>
+                <w:webHidden/>
+              </w:rPr>
+            </w:r>
+            <w:r>
+              <w:rPr>
+                <w:noProof/>
+                <w:webHidden/>
+              </w:rPr>
               <w:fldChar w:fldCharType="separate"/>
+            </w:r>
+            <w:r>
+              <w:rPr>
+                <w:noProof/>
+                <w:webHidden/>
+              </w:rPr>
               <w:t>15</w:t>
+            </w:r>
+            <w:r>
+              <w:rPr>
+                <w:noProof/>
+                <w:webHidden/>
+              </w:rPr>
               <w:fldChar w:fldCharType="end"/>
             </w:r>
           </w:hyperlink>
@@ -2558,10 +3443,46 @@
                 <w:webHidden/>
               </w:rPr>
               <w:tab/>
+            </w:r>
+            <w:r>
+              <w:rPr>
+                <w:noProof/>
+                <w:webHidden/>
+              </w:rPr>
               <w:fldChar w:fldCharType="begin"/>
+            </w:r>
+            <w:r>
+              <w:rPr>
+                <w:noProof/>
+                <w:webHidden/>
+              </w:rPr>
               <w:instrText xml:space="preserve"> PAGEREF _Toc232187240 \h </w:instrText>
+            </w:r>
+            <w:r>
+              <w:rPr>
+                <w:noProof/>
+                <w:webHidden/>
+              </w:rPr>
+            </w:r>
+            <w:r>
+              <w:rPr>
+                <w:noProof/>
+                <w:webHidden/>
+              </w:rPr>
               <w:fldChar w:fldCharType="separate"/>
+            </w:r>
+            <w:r>
+              <w:rPr>
+                <w:noProof/>
+                <w:webHidden/>
+              </w:rPr>
               <w:t>15</w:t>
+            </w:r>
+            <w:r>
+              <w:rPr>
+                <w:noProof/>
+                <w:webHidden/>
+              </w:rPr>
               <w:fldChar w:fldCharType="end"/>
             </w:r>
           </w:hyperlink>
@@ -2597,10 +3518,46 @@
                 <w:webHidden/>
               </w:rPr>
               <w:tab/>
+            </w:r>
+            <w:r>
+              <w:rPr>
+                <w:noProof/>
+                <w:webHidden/>
+              </w:rPr>
               <w:fldChar w:fldCharType="begin"/>
+            </w:r>
+            <w:r>
+              <w:rPr>
+                <w:noProof/>
+                <w:webHidden/>
+              </w:rPr>
               <w:instrText xml:space="preserve"> PAGEREF _Toc232187241 \h </w:instrText>
+            </w:r>
+            <w:r>
+              <w:rPr>
+                <w:noProof/>
+                <w:webHidden/>
+              </w:rPr>
+            </w:r>
+            <w:r>
+              <w:rPr>
+                <w:noProof/>
+                <w:webHidden/>
+              </w:rPr>
               <w:fldChar w:fldCharType="separate"/>
+            </w:r>
+            <w:r>
+              <w:rPr>
+                <w:noProof/>
+                <w:webHidden/>
+              </w:rPr>
               <w:t>16</w:t>
+            </w:r>
+            <w:r>
+              <w:rPr>
+                <w:noProof/>
+                <w:webHidden/>
+              </w:rPr>
               <w:fldChar w:fldCharType="end"/>
             </w:r>
           </w:hyperlink>
@@ -2636,10 +3593,46 @@
                 <w:webHidden/>
               </w:rPr>
               <w:tab/>
+            </w:r>
+            <w:r>
+              <w:rPr>
+                <w:noProof/>
+                <w:webHidden/>
+              </w:rPr>
               <w:fldChar w:fldCharType="begin"/>
+            </w:r>
+            <w:r>
+              <w:rPr>
+                <w:noProof/>
+                <w:webHidden/>
+              </w:rPr>
               <w:instrText xml:space="preserve"> PAGEREF _Toc232187242 \h </w:instrText>
+            </w:r>
+            <w:r>
+              <w:rPr>
+                <w:noProof/>
+                <w:webHidden/>
+              </w:rPr>
+            </w:r>
+            <w:r>
+              <w:rPr>
+                <w:noProof/>
+                <w:webHidden/>
+              </w:rPr>
               <w:fldChar w:fldCharType="separate"/>
+            </w:r>
+            <w:r>
+              <w:rPr>
+                <w:noProof/>
+                <w:webHidden/>
+              </w:rPr>
               <w:t>16</w:t>
+            </w:r>
+            <w:r>
+              <w:rPr>
+                <w:noProof/>
+                <w:webHidden/>
+              </w:rPr>
               <w:fldChar w:fldCharType="end"/>
             </w:r>
           </w:hyperlink>
@@ -2676,10 +3669,46 @@
                 <w:webHidden/>
               </w:rPr>
               <w:tab/>
+            </w:r>
+            <w:r>
+              <w:rPr>
+                <w:noProof/>
+                <w:webHidden/>
+              </w:rPr>
               <w:fldChar w:fldCharType="begin"/>
+            </w:r>
+            <w:r>
+              <w:rPr>
+                <w:noProof/>
+                <w:webHidden/>
+              </w:rPr>
               <w:instrText xml:space="preserve"> PAGEREF _Toc232187243 \h </w:instrText>
+            </w:r>
+            <w:r>
+              <w:rPr>
+                <w:noProof/>
+                <w:webHidden/>
+              </w:rPr>
+            </w:r>
+            <w:r>
+              <w:rPr>
+                <w:noProof/>
+                <w:webHidden/>
+              </w:rPr>
               <w:fldChar w:fldCharType="separate"/>
+            </w:r>
+            <w:r>
+              <w:rPr>
+                <w:noProof/>
+                <w:webHidden/>
+              </w:rPr>
               <w:t>17</w:t>
+            </w:r>
+            <w:r>
+              <w:rPr>
+                <w:noProof/>
+                <w:webHidden/>
+              </w:rPr>
               <w:fldChar w:fldCharType="end"/>
             </w:r>
           </w:hyperlink>
@@ -2715,10 +3744,46 @@
                 <w:webHidden/>
               </w:rPr>
               <w:tab/>
+            </w:r>
+            <w:r>
+              <w:rPr>
+                <w:noProof/>
+                <w:webHidden/>
+              </w:rPr>
               <w:fldChar w:fldCharType="begin"/>
+            </w:r>
+            <w:r>
+              <w:rPr>
+                <w:noProof/>
+                <w:webHidden/>
+              </w:rPr>
               <w:instrText xml:space="preserve"> PAGEREF _Toc232187244 \h </w:instrText>
+            </w:r>
+            <w:r>
+              <w:rPr>
+                <w:noProof/>
+                <w:webHidden/>
+              </w:rPr>
+            </w:r>
+            <w:r>
+              <w:rPr>
+                <w:noProof/>
+                <w:webHidden/>
+              </w:rPr>
               <w:fldChar w:fldCharType="separate"/>
+            </w:r>
+            <w:r>
+              <w:rPr>
+                <w:noProof/>
+                <w:webHidden/>
+              </w:rPr>
               <w:t>17</w:t>
+            </w:r>
+            <w:r>
+              <w:rPr>
+                <w:noProof/>
+                <w:webHidden/>
+              </w:rPr>
               <w:fldChar w:fldCharType="end"/>
             </w:r>
           </w:hyperlink>
@@ -2754,10 +3819,46 @@
                 <w:webHidden/>
               </w:rPr>
               <w:tab/>
+            </w:r>
+            <w:r>
+              <w:rPr>
+                <w:noProof/>
+                <w:webHidden/>
+              </w:rPr>
               <w:fldChar w:fldCharType="begin"/>
+            </w:r>
+            <w:r>
+              <w:rPr>
+                <w:noProof/>
+                <w:webHidden/>
+              </w:rPr>
               <w:instrText xml:space="preserve"> PAGEREF _Toc232187245 \h </w:instrText>
+            </w:r>
+            <w:r>
+              <w:rPr>
+                <w:noProof/>
+                <w:webHidden/>
+              </w:rPr>
+            </w:r>
+            <w:r>
+              <w:rPr>
+                <w:noProof/>
+                <w:webHidden/>
+              </w:rPr>
               <w:fldChar w:fldCharType="separate"/>
+            </w:r>
+            <w:r>
+              <w:rPr>
+                <w:noProof/>
+                <w:webHidden/>
+              </w:rPr>
               <w:t>17</w:t>
+            </w:r>
+            <w:r>
+              <w:rPr>
+                <w:noProof/>
+                <w:webHidden/>
+              </w:rPr>
               <w:fldChar w:fldCharType="end"/>
             </w:r>
           </w:hyperlink>
@@ -2793,10 +3894,46 @@
                 <w:webHidden/>
               </w:rPr>
               <w:tab/>
+            </w:r>
+            <w:r>
+              <w:rPr>
+                <w:noProof/>
+                <w:webHidden/>
+              </w:rPr>
               <w:fldChar w:fldCharType="begin"/>
+            </w:r>
+            <w:r>
+              <w:rPr>
+                <w:noProof/>
+                <w:webHidden/>
+              </w:rPr>
               <w:instrText xml:space="preserve"> PAGEREF _Toc232187246 \h </w:instrText>
+            </w:r>
+            <w:r>
+              <w:rPr>
+                <w:noProof/>
+                <w:webHidden/>
+              </w:rPr>
+            </w:r>
+            <w:r>
+              <w:rPr>
+                <w:noProof/>
+                <w:webHidden/>
+              </w:rPr>
               <w:fldChar w:fldCharType="separate"/>
+            </w:r>
+            <w:r>
+              <w:rPr>
+                <w:noProof/>
+                <w:webHidden/>
+              </w:rPr>
               <w:t>17</w:t>
+            </w:r>
+            <w:r>
+              <w:rPr>
+                <w:noProof/>
+                <w:webHidden/>
+              </w:rPr>
               <w:fldChar w:fldCharType="end"/>
             </w:r>
           </w:hyperlink>
@@ -2832,10 +3969,46 @@
                 <w:webHidden/>
               </w:rPr>
               <w:tab/>
+            </w:r>
+            <w:r>
+              <w:rPr>
+                <w:noProof/>
+                <w:webHidden/>
+              </w:rPr>
               <w:fldChar w:fldCharType="begin"/>
+            </w:r>
+            <w:r>
+              <w:rPr>
+                <w:noProof/>
+                <w:webHidden/>
+              </w:rPr>
               <w:instrText xml:space="preserve"> PAGEREF _Toc232187247 \h </w:instrText>
+            </w:r>
+            <w:r>
+              <w:rPr>
+                <w:noProof/>
+                <w:webHidden/>
+              </w:rPr>
+            </w:r>
+            <w:r>
+              <w:rPr>
+                <w:noProof/>
+                <w:webHidden/>
+              </w:rPr>
               <w:fldChar w:fldCharType="separate"/>
+            </w:r>
+            <w:r>
+              <w:rPr>
+                <w:noProof/>
+                <w:webHidden/>
+              </w:rPr>
               <w:t>18</w:t>
+            </w:r>
+            <w:r>
+              <w:rPr>
+                <w:noProof/>
+                <w:webHidden/>
+              </w:rPr>
               <w:fldChar w:fldCharType="end"/>
             </w:r>
           </w:hyperlink>
@@ -2871,10 +4044,46 @@
                 <w:webHidden/>
               </w:rPr>
               <w:tab/>
+            </w:r>
+            <w:r>
+              <w:rPr>
+                <w:noProof/>
+                <w:webHidden/>
+              </w:rPr>
               <w:fldChar w:fldCharType="begin"/>
+            </w:r>
+            <w:r>
+              <w:rPr>
+                <w:noProof/>
+                <w:webHidden/>
+              </w:rPr>
               <w:instrText xml:space="preserve"> PAGEREF _Toc232187248 \h </w:instrText>
+            </w:r>
+            <w:r>
+              <w:rPr>
+                <w:noProof/>
+                <w:webHidden/>
+              </w:rPr>
+            </w:r>
+            <w:r>
+              <w:rPr>
+                <w:noProof/>
+                <w:webHidden/>
+              </w:rPr>
               <w:fldChar w:fldCharType="separate"/>
+            </w:r>
+            <w:r>
+              <w:rPr>
+                <w:noProof/>
+                <w:webHidden/>
+              </w:rPr>
               <w:t>18</w:t>
+            </w:r>
+            <w:r>
+              <w:rPr>
+                <w:noProof/>
+                <w:webHidden/>
+              </w:rPr>
               <w:fldChar w:fldCharType="end"/>
             </w:r>
           </w:hyperlink>
@@ -2910,10 +4119,46 @@
                 <w:webHidden/>
               </w:rPr>
               <w:tab/>
+            </w:r>
+            <w:r>
+              <w:rPr>
+                <w:noProof/>
+                <w:webHidden/>
+              </w:rPr>
               <w:fldChar w:fldCharType="begin"/>
+            </w:r>
+            <w:r>
+              <w:rPr>
+                <w:noProof/>
+                <w:webHidden/>
+              </w:rPr>
               <w:instrText xml:space="preserve"> PAGEREF _Toc232187249 \h </w:instrText>
+            </w:r>
+            <w:r>
+              <w:rPr>
+                <w:noProof/>
+                <w:webHidden/>
+              </w:rPr>
+            </w:r>
+            <w:r>
+              <w:rPr>
+                <w:noProof/>
+                <w:webHidden/>
+              </w:rPr>
               <w:fldChar w:fldCharType="separate"/>
+            </w:r>
+            <w:r>
+              <w:rPr>
+                <w:noProof/>
+                <w:webHidden/>
+              </w:rPr>
               <w:t>18</w:t>
+            </w:r>
+            <w:r>
+              <w:rPr>
+                <w:noProof/>
+                <w:webHidden/>
+              </w:rPr>
               <w:fldChar w:fldCharType="end"/>
             </w:r>
           </w:hyperlink>
@@ -2949,10 +4194,46 @@
                 <w:webHidden/>
               </w:rPr>
               <w:tab/>
+            </w:r>
+            <w:r>
+              <w:rPr>
+                <w:noProof/>
+                <w:webHidden/>
+              </w:rPr>
               <w:fldChar w:fldCharType="begin"/>
+            </w:r>
+            <w:r>
+              <w:rPr>
+                <w:noProof/>
+                <w:webHidden/>
+              </w:rPr>
               <w:instrText xml:space="preserve"> PAGEREF _Toc232187250 \h </w:instrText>
+            </w:r>
+            <w:r>
+              <w:rPr>
+                <w:noProof/>
+                <w:webHidden/>
+              </w:rPr>
+            </w:r>
+            <w:r>
+              <w:rPr>
+                <w:noProof/>
+                <w:webHidden/>
+              </w:rPr>
               <w:fldChar w:fldCharType="separate"/>
+            </w:r>
+            <w:r>
+              <w:rPr>
+                <w:noProof/>
+                <w:webHidden/>
+              </w:rPr>
               <w:t>19</w:t>
+            </w:r>
+            <w:r>
+              <w:rPr>
+                <w:noProof/>
+                <w:webHidden/>
+              </w:rPr>
               <w:fldChar w:fldCharType="end"/>
             </w:r>
           </w:hyperlink>
@@ -2988,10 +4269,46 @@
                 <w:webHidden/>
               </w:rPr>
               <w:tab/>
+            </w:r>
+            <w:r>
+              <w:rPr>
+                <w:noProof/>
+                <w:webHidden/>
+              </w:rPr>
               <w:fldChar w:fldCharType="begin"/>
+            </w:r>
+            <w:r>
+              <w:rPr>
+                <w:noProof/>
+                <w:webHidden/>
+              </w:rPr>
               <w:instrText xml:space="preserve"> PAGEREF _Toc232187251 \h </w:instrText>
+            </w:r>
+            <w:r>
+              <w:rPr>
+                <w:noProof/>
+                <w:webHidden/>
+              </w:rPr>
+            </w:r>
+            <w:r>
+              <w:rPr>
+                <w:noProof/>
+                <w:webHidden/>
+              </w:rPr>
               <w:fldChar w:fldCharType="separate"/>
+            </w:r>
+            <w:r>
+              <w:rPr>
+                <w:noProof/>
+                <w:webHidden/>
+              </w:rPr>
               <w:t>19</w:t>
+            </w:r>
+            <w:r>
+              <w:rPr>
+                <w:noProof/>
+                <w:webHidden/>
+              </w:rPr>
               <w:fldChar w:fldCharType="end"/>
             </w:r>
           </w:hyperlink>
@@ -3027,10 +4344,46 @@
                 <w:webHidden/>
               </w:rPr>
               <w:tab/>
+            </w:r>
+            <w:r>
+              <w:rPr>
+                <w:noProof/>
+                <w:webHidden/>
+              </w:rPr>
               <w:fldChar w:fldCharType="begin"/>
+            </w:r>
+            <w:r>
+              <w:rPr>
+                <w:noProof/>
+                <w:webHidden/>
+              </w:rPr>
               <w:instrText xml:space="preserve"> PAGEREF _Toc232187252 \h </w:instrText>
+            </w:r>
+            <w:r>
+              <w:rPr>
+                <w:noProof/>
+                <w:webHidden/>
+              </w:rPr>
+            </w:r>
+            <w:r>
+              <w:rPr>
+                <w:noProof/>
+                <w:webHidden/>
+              </w:rPr>
               <w:fldChar w:fldCharType="separate"/>
+            </w:r>
+            <w:r>
+              <w:rPr>
+                <w:noProof/>
+                <w:webHidden/>
+              </w:rPr>
               <w:t>19</w:t>
+            </w:r>
+            <w:r>
+              <w:rPr>
+                <w:noProof/>
+                <w:webHidden/>
+              </w:rPr>
               <w:fldChar w:fldCharType="end"/>
             </w:r>
           </w:hyperlink>
@@ -3067,10 +4420,46 @@
                 <w:webHidden/>
               </w:rPr>
               <w:tab/>
+            </w:r>
+            <w:r>
+              <w:rPr>
+                <w:noProof/>
+                <w:webHidden/>
+              </w:rPr>
               <w:fldChar w:fldCharType="begin"/>
+            </w:r>
+            <w:r>
+              <w:rPr>
+                <w:noProof/>
+                <w:webHidden/>
+              </w:rPr>
               <w:instrText xml:space="preserve"> PAGEREF _Toc232187253 \h </w:instrText>
+            </w:r>
+            <w:r>
+              <w:rPr>
+                <w:noProof/>
+                <w:webHidden/>
+              </w:rPr>
+            </w:r>
+            <w:r>
+              <w:rPr>
+                <w:noProof/>
+                <w:webHidden/>
+              </w:rPr>
               <w:fldChar w:fldCharType="separate"/>
+            </w:r>
+            <w:r>
+              <w:rPr>
+                <w:noProof/>
+                <w:webHidden/>
+              </w:rPr>
               <w:t>20</w:t>
+            </w:r>
+            <w:r>
+              <w:rPr>
+                <w:noProof/>
+                <w:webHidden/>
+              </w:rPr>
               <w:fldChar w:fldCharType="end"/>
             </w:r>
           </w:hyperlink>
@@ -3106,10 +4495,46 @@
                 <w:webHidden/>
               </w:rPr>
               <w:tab/>
+            </w:r>
+            <w:r>
+              <w:rPr>
+                <w:noProof/>
+                <w:webHidden/>
+              </w:rPr>
               <w:fldChar w:fldCharType="begin"/>
+            </w:r>
+            <w:r>
+              <w:rPr>
+                <w:noProof/>
+                <w:webHidden/>
+              </w:rPr>
               <w:instrText xml:space="preserve"> PAGEREF _Toc232187254 \h </w:instrText>
+            </w:r>
+            <w:r>
+              <w:rPr>
+                <w:noProof/>
+                <w:webHidden/>
+              </w:rPr>
+            </w:r>
+            <w:r>
+              <w:rPr>
+                <w:noProof/>
+                <w:webHidden/>
+              </w:rPr>
               <w:fldChar w:fldCharType="separate"/>
+            </w:r>
+            <w:r>
+              <w:rPr>
+                <w:noProof/>
+                <w:webHidden/>
+              </w:rPr>
               <w:t>20</w:t>
+            </w:r>
+            <w:r>
+              <w:rPr>
+                <w:noProof/>
+                <w:webHidden/>
+              </w:rPr>
               <w:fldChar w:fldCharType="end"/>
             </w:r>
           </w:hyperlink>
@@ -3145,10 +4570,46 @@
                 <w:webHidden/>
               </w:rPr>
               <w:tab/>
+            </w:r>
+            <w:r>
+              <w:rPr>
+                <w:noProof/>
+                <w:webHidden/>
+              </w:rPr>
               <w:fldChar w:fldCharType="begin"/>
+            </w:r>
+            <w:r>
+              <w:rPr>
+                <w:noProof/>
+                <w:webHidden/>
+              </w:rPr>
               <w:instrText xml:space="preserve"> PAGEREF _Toc232187255 \h </w:instrText>
+            </w:r>
+            <w:r>
+              <w:rPr>
+                <w:noProof/>
+                <w:webHidden/>
+              </w:rPr>
+            </w:r>
+            <w:r>
+              <w:rPr>
+                <w:noProof/>
+                <w:webHidden/>
+              </w:rPr>
               <w:fldChar w:fldCharType="separate"/>
+            </w:r>
+            <w:r>
+              <w:rPr>
+                <w:noProof/>
+                <w:webHidden/>
+              </w:rPr>
               <w:t>21</w:t>
+            </w:r>
+            <w:r>
+              <w:rPr>
+                <w:noProof/>
+                <w:webHidden/>
+              </w:rPr>
               <w:fldChar w:fldCharType="end"/>
             </w:r>
           </w:hyperlink>
@@ -3184,10 +4645,46 @@
                 <w:webHidden/>
               </w:rPr>
               <w:tab/>
+            </w:r>
+            <w:r>
+              <w:rPr>
+                <w:noProof/>
+                <w:webHidden/>
+              </w:rPr>
               <w:fldChar w:fldCharType="begin"/>
+            </w:r>
+            <w:r>
+              <w:rPr>
+                <w:noProof/>
+                <w:webHidden/>
+              </w:rPr>
               <w:instrText xml:space="preserve"> PAGEREF _Toc232187256 \h </w:instrText>
+            </w:r>
+            <w:r>
+              <w:rPr>
+                <w:noProof/>
+                <w:webHidden/>
+              </w:rPr>
+            </w:r>
+            <w:r>
+              <w:rPr>
+                <w:noProof/>
+                <w:webHidden/>
+              </w:rPr>
               <w:fldChar w:fldCharType="separate"/>
+            </w:r>
+            <w:r>
+              <w:rPr>
+                <w:noProof/>
+                <w:webHidden/>
+              </w:rPr>
               <w:t>21</w:t>
+            </w:r>
+            <w:r>
+              <w:rPr>
+                <w:noProof/>
+                <w:webHidden/>
+              </w:rPr>
               <w:fldChar w:fldCharType="end"/>
             </w:r>
           </w:hyperlink>
@@ -3223,10 +4720,46 @@
                 <w:webHidden/>
               </w:rPr>
               <w:tab/>
+            </w:r>
+            <w:r>
+              <w:rPr>
+                <w:noProof/>
+                <w:webHidden/>
+              </w:rPr>
               <w:fldChar w:fldCharType="begin"/>
+            </w:r>
+            <w:r>
+              <w:rPr>
+                <w:noProof/>
+                <w:webHidden/>
+              </w:rPr>
               <w:instrText xml:space="preserve"> PAGEREF _Toc232187257 \h </w:instrText>
+            </w:r>
+            <w:r>
+              <w:rPr>
+                <w:noProof/>
+                <w:webHidden/>
+              </w:rPr>
+            </w:r>
+            <w:r>
+              <w:rPr>
+                <w:noProof/>
+                <w:webHidden/>
+              </w:rPr>
               <w:fldChar w:fldCharType="separate"/>
+            </w:r>
+            <w:r>
+              <w:rPr>
+                <w:noProof/>
+                <w:webHidden/>
+              </w:rPr>
               <w:t>21</w:t>
+            </w:r>
+            <w:r>
+              <w:rPr>
+                <w:noProof/>
+                <w:webHidden/>
+              </w:rPr>
               <w:fldChar w:fldCharType="end"/>
             </w:r>
           </w:hyperlink>
@@ -3262,10 +4795,46 @@
                 <w:webHidden/>
               </w:rPr>
               <w:tab/>
+            </w:r>
+            <w:r>
+              <w:rPr>
+                <w:noProof/>
+                <w:webHidden/>
+              </w:rPr>
               <w:fldChar w:fldCharType="begin"/>
+            </w:r>
+            <w:r>
+              <w:rPr>
+                <w:noProof/>
+                <w:webHidden/>
+              </w:rPr>
               <w:instrText xml:space="preserve"> PAGEREF _Toc232187258 \h </w:instrText>
+            </w:r>
+            <w:r>
+              <w:rPr>
+                <w:noProof/>
+                <w:webHidden/>
+              </w:rPr>
+            </w:r>
+            <w:r>
+              <w:rPr>
+                <w:noProof/>
+                <w:webHidden/>
+              </w:rPr>
               <w:fldChar w:fldCharType="separate"/>
+            </w:r>
+            <w:r>
+              <w:rPr>
+                <w:noProof/>
+                <w:webHidden/>
+              </w:rPr>
               <w:t>22</w:t>
+            </w:r>
+            <w:r>
+              <w:rPr>
+                <w:noProof/>
+                <w:webHidden/>
+              </w:rPr>
               <w:fldChar w:fldCharType="end"/>
             </w:r>
           </w:hyperlink>
@@ -3302,10 +4871,46 @@
                 <w:webHidden/>
               </w:rPr>
               <w:tab/>
+            </w:r>
+            <w:r>
+              <w:rPr>
+                <w:noProof/>
+                <w:webHidden/>
+              </w:rPr>
               <w:fldChar w:fldCharType="begin"/>
+            </w:r>
+            <w:r>
+              <w:rPr>
+                <w:noProof/>
+                <w:webHidden/>
+              </w:rPr>
               <w:instrText xml:space="preserve"> PAGEREF _Toc232187259 \h </w:instrText>
+            </w:r>
+            <w:r>
+              <w:rPr>
+                <w:noProof/>
+                <w:webHidden/>
+              </w:rPr>
+            </w:r>
+            <w:r>
+              <w:rPr>
+                <w:noProof/>
+                <w:webHidden/>
+              </w:rPr>
               <w:fldChar w:fldCharType="separate"/>
+            </w:r>
+            <w:r>
+              <w:rPr>
+                <w:noProof/>
+                <w:webHidden/>
+              </w:rPr>
               <w:t>23</w:t>
+            </w:r>
+            <w:r>
+              <w:rPr>
+                <w:noProof/>
+                <w:webHidden/>
+              </w:rPr>
               <w:fldChar w:fldCharType="end"/>
             </w:r>
           </w:hyperlink>
@@ -3374,6 +4979,8 @@
       </w:pPr>
       <w:r>
         <w:t xml:space="preserve"> </w:t>
+      </w:r>
+      <w:r>
         <w:tab/>
         <w:t>L'Afrique subsaharienne est en pleine transformation agricole. La croissance démographique et l'urbanisation accélèrent la demande alimentaire, et dans ce contexte l'élevage porcin occupe une place stratégique au Burkina Faso. Le porc, c'est un cycle court, une forte prolificité et une capacité à valoriser les sous-produits agricoles  autant de raisons pour lesquelles il reste une source de revenus indispensable pour des milliers de ménages ruraux et périurbains.</w:t>
       </w:r>
@@ -3496,7 +5103,6 @@
         <w:jc w:val="both"/>
       </w:pPr>
       <w:r>
-        <w:lastRenderedPageBreak/>
         <w:t>La problématique de ce mémoire est donc : comment concevoir et implémenter une plateforme numérique intelligente, adaptée aux contraintes du milieu rural burkinabè, permettant à un éleveur de porcs de suivre ses animaux, d'optimiser son alimentation, de gérer sa reproduction et d'anticiper ses risques sanitaires et économiques ?</w:t>
       </w:r>
     </w:p>
@@ -3512,6 +5118,7 @@
           <w:bCs/>
           <w:highlight w:val="red"/>
         </w:rPr>
+        <w:lastRenderedPageBreak/>
         <w:t xml:space="preserve">1.3 Objectifs </w:t>
       </w:r>
       <w:bookmarkEnd w:id="6"/>
@@ -5898,6 +7505,7 @@
           <w:b/>
           <w:bCs/>
         </w:rPr>
+        <w:lastRenderedPageBreak/>
         <w:t>3.2.1 Architecture SaaS Multi-Tenant</w:t>
       </w:r>
     </w:p>
@@ -5907,7 +7515,7 @@
         <w:jc w:val="both"/>
       </w:pPr>
       <w:r>
-        <w:t xml:space="preserve">La plateforme est conçue selon un modèle SaaS (Software as a Service) multi-tenant. Selon Yassin (2019), un SaaS est une application web déployée dans une infrastructure infonuagique et partagée entre plusieurs locataires (tenants), ce qui permet au fournisseur de réduire significativement les coûts d’infrastructure et de maintenance, tout en offrant à chaque tenant un accès à la demande selon un modèle de paiement à l’usage. Cette approche est particulièrement adaptée au contexte africain : l’éleveur n’a rien à installer ni à gérer en interne, il accède simplement à son espace via un navigateur web ou l’application mobile.</w:t>
+        <w:t>La plateforme est conçue selon un modèle SaaS (Software as a Service) multi-tenant. Selon Yassin (2019), un SaaS est une application web déployée dans une infrastructure infonuagique et partagée entre plusieurs locataires (tenants), ce qui permet au fournisseur de réduire significativement les coûts d’infrastructure et de maintenance, tout en offrant à chaque tenant un accès à la demande selon un modèle de paiement à l’usage. Cette approche est particulièrement adaptée au contexte africain : l’éleveur n’a rien à installer ni à gérer en interne, il accède simplement à son espace via un navigateur web ou l’application mobile.</w:t>
       </w:r>
     </w:p>
     <w:p>
@@ -5943,7 +7551,7 @@
         <w:t>CurrentTenantIdentifierResolver</w:t>
       </w:r>
       <w:r>
-        <w:t xml:space="preserve">. Un Super-Admin central gère les fermes (tenants), les plans d’abonnement et les limites d’utilisation (ex. : nombre maximum d’animaux par plan). Ce modèle garantit l’étanchéité des données entre fermes tout en mutualisant l’infrastructure, conformément aux principes décrits par Yassin (2019).</w:t>
+        <w:t>. Un Super-Admin central gère les fermes (tenants), les plans d’abonnement et les limites d’utilisation (ex. : nombre maximum d’animaux par plan). Ce modèle garantit l’étanchéité des données entre fermes tout en mutualisant l’infrastructure, conformément aux principes décrits par Yassin (2019).</w:t>
       </w:r>
     </w:p>
     <w:p>
@@ -5961,7 +7569,6 @@
           <w:szCs w:val="32"/>
           <w:highlight w:val="red"/>
         </w:rPr>
-        <w:lastRenderedPageBreak/>
         <w:t>Diagramme de classe</w:t>
       </w:r>
     </w:p>
@@ -6279,6 +7886,7 @@
                 <w:sz w:val="22"/>
                 <w:szCs w:val="22"/>
               </w:rPr>
+              <w:lastRenderedPageBreak/>
               <w:t>Reproduction</w:t>
             </w:r>
           </w:p>
@@ -6976,7 +8584,6 @@
                 <w:sz w:val="22"/>
                 <w:szCs w:val="22"/>
               </w:rPr>
-              <w:lastRenderedPageBreak/>
               <w:t>Tâches</w:t>
             </w:r>
           </w:p>
@@ -7286,7 +8893,11 @@
         <w:jc w:val="both"/>
       </w:pPr>
       <w:r>
-        <w:t>Les contraintes non-fonctionnelles ont été pensées en cohérence avec le contexte burkinabè. Performance en connectivité dégradée : payloads légers pour limiter la consommation de données mobiles. Sécurité : JWT avec expiration de token et permissions granulaires. Portabilité : déployable sur n'importe quel serveur cloud ou VPS Linux. Maintenabilité : la séparation en couches et les commentaires de code facilitent l'évolution. Conformité locale : toutes les règles zootechniques sont sourcées sur des documents officiels burkinabè.</w:t>
+        <w:t xml:space="preserve">Les contraintes non-fonctionnelles ont été pensées en cohérence avec le contexte burkinabè. Performance en connectivité dégradée : payloads légers pour limiter la consommation de données mobiles. Sécurité : JWT avec expiration de token et permissions granulaires. Portabilité : déployable sur n'importe quel serveur cloud ou VPS Linux. </w:t>
+      </w:r>
+      <w:r>
+        <w:lastRenderedPageBreak/>
+        <w:t>Maintenabilité : la séparation en couches et les commentaires de code facilitent l'évolution. Conformité locale : toutes les règles zootechniques sont sourcées sur des documents officiels burkinabè.</w:t>
       </w:r>
     </w:p>
     <w:p>
